--- a/education/docker-swarm/docx/chapter01_building_the_cluster.docx
+++ b/education/docker-swarm/docx/chapter01_building_the_cluster.docx
@@ -2,7 +2,7 @@
 <file path=word/document.xml><?xml version="1.0" encoding="utf-8"?>
 <w:document xmlns:w="http://schemas.openxmlformats.org/wordprocessingml/2006/main" xmlns:m="http://schemas.openxmlformats.org/officeDocument/2006/math" xmlns:r="http://schemas.openxmlformats.org/officeDocument/2006/relationships" xmlns:o="urn:schemas-microsoft-com:office:office" xmlns:v="urn:schemas-microsoft-com:vml" xmlns:w10="urn:schemas-microsoft-com:office:word" xmlns:a="http://schemas.openxmlformats.org/drawingml/2006/main" xmlns:pic="http://schemas.openxmlformats.org/drawingml/2006/picture" xmlns:wp="http://schemas.openxmlformats.org/drawingml/2006/wordprocessingDrawing">
   <w:body>
-    <w:bookmarkStart w:id="31" w:name="chapter-1-building-the-cluster"/>
+    <w:bookmarkStart w:id="32" w:name="chapter-1-building-the-cluster"/>
     <w:p>
       <w:pPr>
         <w:pStyle w:val="Heading1"/>
@@ -4515,7 +4515,7 @@
       </w:r>
     </w:p>
     <w:bookmarkEnd w:id="27"/>
-    <w:bookmarkStart w:id="28" w:name="commands-to-know-by-heart"/>
+    <w:bookmarkStart w:id="29" w:name="commands-to-know-by-heart"/>
     <w:p>
       <w:pPr>
         <w:pStyle w:val="Heading2"/>
@@ -4956,6 +4956,79 @@
           <w:rStyle w:val="CommentTok"/>
         </w:rPr>
         <w:t xml:space="preserve"># demoting the last manager is refused</w:t>
+      </w:r>
+    </w:p>
+    <w:p>
+      <w:pPr>
+        <w:pStyle w:val="BlockText"/>
+      </w:pPr>
+      <w:r>
+        <w:t xml:space="preserve">📖</w:t>
+      </w:r>
+      <w:r>
+        <w:t xml:space="preserve"> </w:t>
+      </w:r>
+      <w:r>
+        <w:rPr>
+          <w:b/>
+          <w:bCs/>
+        </w:rPr>
+        <w:t xml:space="preserve">Every command this track has used, organised by the question it answers rather than the chapter</w:t>
+      </w:r>
+      <w:r>
+        <w:rPr>
+          <w:b/>
+          <w:bCs/>
+        </w:rPr>
+        <w:t xml:space="preserve"> </w:t>
+      </w:r>
+      <w:r>
+        <w:rPr>
+          <w:b/>
+          <w:bCs/>
+        </w:rPr>
+        <w:t xml:space="preserve">it appeared in, is collected in</w:t>
+      </w:r>
+      <w:r>
+        <w:rPr>
+          <w:b/>
+          <w:bCs/>
+        </w:rPr>
+        <w:t xml:space="preserve"> </w:t>
+      </w:r>
+      <w:hyperlink r:id="rId28">
+        <w:r>
+          <w:rPr>
+            <w:rStyle w:val="VerbatimChar"/>
+            <w:b/>
+            <w:bCs/>
+          </w:rPr>
+          <w:t xml:space="preserve">COMMANDS.md</w:t>
+        </w:r>
+      </w:hyperlink>
+      <w:r>
+        <w:t xml:space="preserve"> </w:t>
+      </w:r>
+      <w:r>
+        <w:t xml:space="preserve">— including the order to ask them in</w:t>
+      </w:r>
+      <w:r>
+        <w:t xml:space="preserve"> </w:t>
+      </w:r>
+      <w:r>
+        <w:t xml:space="preserve">during an incident. That file is also the growing specification for a portable read-only</w:t>
+      </w:r>
+      <w:r>
+        <w:t xml:space="preserve"> </w:t>
+      </w:r>
+      <w:r>
+        <w:rPr>
+          <w:rStyle w:val="VerbatimChar"/>
+        </w:rPr>
+        <w:t xml:space="preserve">docker-admin.sh</w:t>
+      </w:r>
+      <w:r>
+        <w:t xml:space="preserve">.</w:t>
       </w:r>
     </w:p>
     <w:p>
@@ -5016,8 +5089,8 @@
         </w:pict>
       </w:r>
     </w:p>
-    <w:bookmarkEnd w:id="28"/>
-    <w:bookmarkStart w:id="29" w:name="glossary"/>
+    <w:bookmarkEnd w:id="29"/>
+    <w:bookmarkStart w:id="30" w:name="glossary"/>
     <w:p>
       <w:pPr>
         <w:pStyle w:val="Heading2"/>
@@ -5417,8 +5490,8 @@
         </w:pict>
       </w:r>
     </w:p>
-    <w:bookmarkEnd w:id="29"/>
-    <w:bookmarkStart w:id="30" w:name="check-yourself"/>
+    <w:bookmarkEnd w:id="30"/>
+    <w:bookmarkStart w:id="31" w:name="check-yourself"/>
     <w:p>
       <w:pPr>
         <w:pStyle w:val="Heading2"/>
@@ -5708,8 +5781,8 @@
         <w:t xml:space="preserve">does it matter on a corporate LAN? (§4)</w:t>
       </w:r>
     </w:p>
-    <w:bookmarkEnd w:id="30"/>
     <w:bookmarkEnd w:id="31"/>
+    <w:bookmarkEnd w:id="32"/>
     <w:sectPr>
       <w:pgSz w:h="15840" w:w="12240"/>
       <w:pgMar w:bottom="1440" w:footer="720" w:gutter="0" w:header="720" w:left="1080" w:right="1080" w:top="1440"/>

--- a/education/docker-swarm/docx/chapter01_building_the_cluster.docx
+++ b/education/docker-swarm/docx/chapter01_building_the_cluster.docx
@@ -2,13 +2,13 @@
 <file path=word/document.xml><?xml version="1.0" encoding="utf-8"?>
 <w:document xmlns:w="http://schemas.openxmlformats.org/wordprocessingml/2006/main" xmlns:m="http://schemas.openxmlformats.org/officeDocument/2006/math" xmlns:r="http://schemas.openxmlformats.org/officeDocument/2006/relationships" xmlns:o="urn:schemas-microsoft-com:office:office" xmlns:v="urn:schemas-microsoft-com:vml" xmlns:w10="urn:schemas-microsoft-com:office:word" xmlns:a="http://schemas.openxmlformats.org/drawingml/2006/main" xmlns:pic="http://schemas.openxmlformats.org/drawingml/2006/picture" xmlns:wp="http://schemas.openxmlformats.org/drawingml/2006/wordprocessingDrawing">
   <w:body>
-    <w:bookmarkStart w:id="32" w:name="chapter-1-building-the-cluster"/>
+    <w:bookmarkStart w:id="32" w:name="X5cf48a77092f85cf7eaf00d2dae866a97780648"/>
     <w:p>
       <w:pPr>
         <w:pStyle w:val="Heading1"/>
       </w:pPr>
       <w:r>
-        <w:t xml:space="preserve">Chapter 1 — Building the Cluster</w:t>
+        <w:t xml:space="preserve">Docker Swarm · Chapter 1 — Building the Cluster</w:t>
       </w:r>
     </w:p>
     <w:p>
@@ -5784,6 +5784,7 @@
     <w:bookmarkEnd w:id="31"/>
     <w:bookmarkEnd w:id="32"/>
     <w:sectPr>
+      <w:footerReference r:id="rIdEduFooter" w:type="default"/>
       <w:pgSz w:h="15840" w:w="12240"/>
       <w:pgMar w:bottom="1440" w:footer="720" w:gutter="0" w:header="720" w:left="1080" w:right="1080" w:top="1440"/>
       <w:footnotePr>
@@ -5796,6 +5797,71 @@
 
 <file path=word/comments.xml><?xml version="1.0" encoding="utf-8"?>
 <w:comments xmlns:w="http://schemas.openxmlformats.org/wordprocessingml/2006/main" xmlns:m="http://schemas.openxmlformats.org/officeDocument/2006/math" xmlns:r="http://schemas.openxmlformats.org/officeDocument/2006/relationships" xmlns:o="urn:schemas-microsoft-com:office:office" xmlns:v="urn:schemas-microsoft-com:vml" xmlns:w10="urn:schemas-microsoft-com:office:word" xmlns:a="http://schemas.openxmlformats.org/drawingml/2006/main" xmlns:pic="http://schemas.openxmlformats.org/drawingml/2006/picture" xmlns:wp="http://schemas.openxmlformats.org/drawingml/2006/wordprocessingDrawing"/>
+</file>
+
+<file path=word/footer99.xml><?xml version="1.0" encoding="utf-8"?>
+<w:ftr xmlns:w="http://schemas.openxmlformats.org/wordprocessingml/2006/main" xmlns:r="http://schemas.openxmlformats.org/officeDocument/2006/relationships">
+  <w:p>
+    <w:pPr>
+      <w:jc w:val="center"/>
+      <w:spacing w:before="0" w:after="0"/>
+      <w:rPr>
+        <w:rFonts w:ascii="Calibri" w:hAnsi="Calibri"/>
+        <w:sz w:val="18"/>
+        <w:szCs w:val="18"/>
+        <w:color w:val="595959"/>
+      </w:rPr>
+    </w:pPr>
+    <w:r>
+      <w:rPr>
+        <w:rFonts w:ascii="Calibri" w:hAnsi="Calibri"/>
+        <w:sz w:val="18"/>
+        <w:szCs w:val="18"/>
+        <w:color w:val="595959"/>
+      </w:rPr>
+      <w:t xml:space="preserve">Docker Swarm · Chapter 1  ·  Page </w:t>
+    </w:r>
+    <w:r>
+      <w:fldChar w:fldCharType="begin"/>
+    </w:r>
+    <w:r>
+      <w:instrText xml:space="preserve"> PAGE </w:instrText>
+    </w:r>
+    <w:r>
+      <w:fldChar w:fldCharType="separate"/>
+    </w:r>
+    <w:r>
+      <w:t>1</w:t>
+    </w:r>
+    <w:r>
+      <w:fldChar w:fldCharType="end"/>
+    </w:r>
+    <w:r>
+      <w:rPr>
+        <w:rFonts w:ascii="Calibri" w:hAnsi="Calibri"/>
+        <w:sz w:val="18"/>
+        <w:szCs w:val="18"/>
+        <w:color w:val="595959"/>
+      </w:rPr>
+      <w:t xml:space="preserve"> of </w:t>
+    </w:r>
+    <w:r>
+      <w:fldChar w:fldCharType="begin"/>
+    </w:r>
+    <w:r>
+      <w:instrText xml:space="preserve"> NUMPAGES </w:instrText>
+    </w:r>
+    <w:r>
+      <w:fldChar w:fldCharType="separate"/>
+    </w:r>
+    <w:r>
+      <w:t>1</w:t>
+    </w:r>
+    <w:r>
+      <w:fldChar w:fldCharType="end"/>
+    </w:r>
+  </w:p>
+</w:ftr>
 </file>
 
 <file path=word/footnotes.xml><?xml version="1.0" encoding="utf-8"?>

--- a/education/docker-swarm/docx/chapter01_building_the_cluster.docx
+++ b/education/docker-swarm/docx/chapter01_building_the_cluster.docx
@@ -5813,43 +5813,10 @@
       </w:rPr>
     </w:pPr>
     <w:r>
-      <w:rPr>
-        <w:rFonts w:ascii="Calibri" w:hAnsi="Calibri"/>
-        <w:sz w:val="18"/>
-        <w:szCs w:val="18"/>
-        <w:color w:val="595959"/>
-      </w:rPr>
-      <w:t xml:space="preserve">Docker Swarm · Chapter 1  ·  Page </w:t>
-    </w:r>
-    <w:r>
       <w:fldChar w:fldCharType="begin"/>
     </w:r>
     <w:r>
       <w:instrText xml:space="preserve"> PAGE </w:instrText>
-    </w:r>
-    <w:r>
-      <w:fldChar w:fldCharType="separate"/>
-    </w:r>
-    <w:r>
-      <w:t>1</w:t>
-    </w:r>
-    <w:r>
-      <w:fldChar w:fldCharType="end"/>
-    </w:r>
-    <w:r>
-      <w:rPr>
-        <w:rFonts w:ascii="Calibri" w:hAnsi="Calibri"/>
-        <w:sz w:val="18"/>
-        <w:szCs w:val="18"/>
-        <w:color w:val="595959"/>
-      </w:rPr>
-      <w:t xml:space="preserve"> of </w:t>
-    </w:r>
-    <w:r>
-      <w:fldChar w:fldCharType="begin"/>
-    </w:r>
-    <w:r>
-      <w:instrText xml:space="preserve"> NUMPAGES </w:instrText>
     </w:r>
     <w:r>
       <w:fldChar w:fldCharType="separate"/>

--- a/education/docker-swarm/docx/chapter01_building_the_cluster.docx
+++ b/education/docker-swarm/docx/chapter01_building_the_cluster.docx
@@ -83,7 +83,13 @@
         <w:t xml:space="preserve"> </w:t>
       </w:r>
       <w:r>
-        <w:t xml:space="preserve">Chapter 2 (shipping to it), Chapter 5 (failure drills)</w:t>
+        <w:t xml:space="preserve">Chapter 2 (shipping to it), Chapter 5 (breaking it on purpose), Chapter 6</w:t>
+      </w:r>
+      <w:r>
+        <w:t xml:space="preserve"> </w:t>
+      </w:r>
+      <w:r>
+        <w:t xml:space="preserve">(false greens — where the track’s threads converge)</w:t>
       </w:r>
     </w:p>
     <w:p>
@@ -817,23 +823,62 @@
         <w:t xml:space="preserve"> </w:t>
       </w:r>
       <w:r>
-        <w:t xml:space="preserve">were last told. What you lose is the ability to</w:t>
-      </w:r>
-      <w:r>
-        <w:t xml:space="preserve"> </w:t>
-      </w:r>
-      <w:r>
-        <w:rPr>
-          <w:b/>
-          <w:bCs/>
-        </w:rPr>
-        <w:t xml:space="preserve">change anything</w:t>
-      </w:r>
-      <w:r>
-        <w:t xml:space="preserve"> </w:t>
-      </w:r>
-      <w:r>
-        <w:t xml:space="preserve">— no deploys, no scaling, no</w:t>
+        <w:t xml:space="preserve">were last told. What you lose is the whole management plane — and this is broader than the obvious</w:t>
+      </w:r>
+      <w:r>
+        <w:t xml:space="preserve"> </w:t>
+      </w:r>
+      <w:r>
+        <w:t xml:space="preserve">“no deploys, no scaling”</w:t>
+      </w:r>
+      <w:r>
+        <w:t xml:space="preserve">: ✅</w:t>
+      </w:r>
+      <w:r>
+        <w:t xml:space="preserve"> </w:t>
+      </w:r>
+      <w:r>
+        <w:rPr>
+          <w:b/>
+          <w:bCs/>
+        </w:rPr>
+        <w:t xml:space="preserve">the drill showed that management</w:t>
+      </w:r>
+      <w:r>
+        <w:rPr>
+          <w:b/>
+          <w:bCs/>
+        </w:rPr>
+        <w:t xml:space="preserve"> </w:t>
+      </w:r>
+      <w:r>
+        <w:rPr>
+          <w:b/>
+          <w:bCs/>
+          <w:i/>
+          <w:iCs/>
+        </w:rPr>
+        <w:t xml:space="preserve">reads</w:t>
+      </w:r>
+      <w:r>
+        <w:rPr>
+          <w:b/>
+          <w:bCs/>
+        </w:rPr>
+        <w:t xml:space="preserve"> </w:t>
+      </w:r>
+      <w:r>
+        <w:rPr>
+          <w:b/>
+          <w:bCs/>
+        </w:rPr>
+        <w:t xml:space="preserve">fail too.</w:t>
+      </w:r>
+      <w:r>
+        <w:t xml:space="preserve"> </w:t>
+      </w:r>
+      <w:r>
+        <w:t xml:space="preserve">With quorum gone,</w:t>
       </w:r>
       <w:r>
         <w:t xml:space="preserve"> </w:t>
@@ -842,34 +887,90 @@
         <w:rPr>
           <w:rStyle w:val="VerbatimChar"/>
         </w:rPr>
-        <w:t xml:space="preserve">docker service update</w:t>
-      </w:r>
-      <w:r>
-        <w:t xml:space="preserve">. Degraded is not down, and chapter 5 makes this concrete because</w:t>
-      </w:r>
-      <w:r>
-        <w:t xml:space="preserve"> </w:t>
-      </w:r>
-      <w:r>
-        <w:rPr>
-          <w:b/>
-          <w:bCs/>
-        </w:rPr>
-        <w:t xml:space="preserve">the</w:t>
-      </w:r>
-      <w:r>
-        <w:rPr>
-          <w:b/>
-          <w:bCs/>
-        </w:rPr>
-        <w:t xml:space="preserve"> </w:t>
-      </w:r>
-      <w:r>
-        <w:rPr>
-          <w:b/>
-          <w:bCs/>
-        </w:rPr>
-        <w:t xml:space="preserve">instinct to</w:t>
+        <w:t xml:space="preserve">docker service ls</w:t>
+      </w:r>
+      <w:r>
+        <w:t xml:space="preserve"> </w:t>
+      </w:r>
+      <w:r>
+        <w:t xml:space="preserve">and</w:t>
+      </w:r>
+      <w:r>
+        <w:t xml:space="preserve"> </w:t>
+      </w:r>
+      <w:r>
+        <w:rPr>
+          <w:rStyle w:val="VerbatimChar"/>
+        </w:rPr>
+        <w:t xml:space="preserve">docker node ls</w:t>
+      </w:r>
+      <w:r>
+        <w:t xml:space="preserve"> </w:t>
+      </w:r>
+      <w:r>
+        <w:t xml:space="preserve">return errors rather than stale answers, so you cannot even</w:t>
+      </w:r>
+      <w:r>
+        <w:t xml:space="preserve"> </w:t>
+      </w:r>
+      <w:r>
+        <w:rPr>
+          <w:i/>
+          <w:iCs/>
+        </w:rPr>
+        <w:t xml:space="preserve">list</w:t>
+      </w:r>
+      <w:r>
+        <w:t xml:space="preserve"> </w:t>
+      </w:r>
+      <w:r>
+        <w:t xml:space="preserve">what the cluster is running from a manager. Your inventory during the outage is</w:t>
+      </w:r>
+      <w:r>
+        <w:t xml:space="preserve"> </w:t>
+      </w:r>
+      <w:r>
+        <w:rPr>
+          <w:rStyle w:val="VerbatimChar"/>
+        </w:rPr>
+        <w:t xml:space="preserve">docker ps</w:t>
+      </w:r>
+      <w:r>
+        <w:t xml:space="preserve"> </w:t>
+      </w:r>
+      <w:r>
+        <w:t xml:space="preserve">node by node, and</w:t>
+      </w:r>
+      <w:r>
+        <w:t xml:space="preserve"> </w:t>
+      </w:r>
+      <w:r>
+        <w:rPr>
+          <w:rStyle w:val="VerbatimChar"/>
+        </w:rPr>
+        <w:t xml:space="preserve">curl</w:t>
+      </w:r>
+      <w:r>
+        <w:t xml:space="preserve"> </w:t>
+      </w:r>
+      <w:r>
+        <w:t xml:space="preserve">from outside. Degraded is not down, and Chapter 5 §2 walks the whole hour,</w:t>
+      </w:r>
+      <w:r>
+        <w:t xml:space="preserve"> </w:t>
+      </w:r>
+      <w:r>
+        <w:t xml:space="preserve">because</w:t>
+      </w:r>
+      <w:r>
+        <w:t xml:space="preserve"> </w:t>
+      </w:r>
+      <w:r>
+        <w:rPr>
+          <w:b/>
+          <w:bCs/>
+        </w:rPr>
+        <w:t xml:space="preserve">the instinct to</w:t>
       </w:r>
       <w:r>
         <w:rPr>
@@ -3409,13 +3510,59 @@
         <w:t xml:space="preserve"> </w:t>
       </w:r>
       <w:r>
-        <w:t xml:space="preserve">while its manager component is out of contact and no longer counting toward quorum. Watch only STATUS</w:t>
-      </w:r>
-      <w:r>
-        <w:t xml:space="preserve"> </w:t>
-      </w:r>
-      <w:r>
-        <w:t xml:space="preserve">and you will not see quorum erode until you try to deploy.</w:t>
+        <w:t xml:space="preserve">while its manager component is out of contact and no longer counting toward quorum. Watch MANAGER</w:t>
+      </w:r>
+      <w:r>
+        <w:t xml:space="preserve"> </w:t>
+      </w:r>
+      <w:r>
+        <w:t xml:space="preserve">STATUS, not just STATUS — and know the failure shape in advance: once quorum is actually gone,</w:t>
+      </w:r>
+      <w:r>
+        <w:t xml:space="preserve"> </w:t>
+      </w:r>
+      <w:r>
+        <w:rPr>
+          <w:rStyle w:val="VerbatimChar"/>
+        </w:rPr>
+        <w:t xml:space="preserve">docker node ls</w:t>
+      </w:r>
+      <w:r>
+        <w:t xml:space="preserve"> </w:t>
+      </w:r>
+      <w:r>
+        <w:t xml:space="preserve">itself stops answering (✅ measured — Chapter 5 §2), so you will not be reading this table</w:t>
+      </w:r>
+      <w:r>
+        <w:t xml:space="preserve"> </w:t>
+      </w:r>
+      <w:r>
+        <w:rPr>
+          <w:i/>
+          <w:iCs/>
+        </w:rPr>
+        <w:t xml:space="preserve">during</w:t>
+      </w:r>
+      <w:r>
+        <w:t xml:space="preserve"> </w:t>
+      </w:r>
+      <w:r>
+        <w:t xml:space="preserve">the incident. The time to notice</w:t>
+      </w:r>
+      <w:r>
+        <w:t xml:space="preserve"> </w:t>
+      </w:r>
+      <w:r>
+        <w:rPr>
+          <w:rStyle w:val="VerbatimChar"/>
+        </w:rPr>
+        <w:t xml:space="preserve">Unreachable</w:t>
+      </w:r>
+      <w:r>
+        <w:t xml:space="preserve"> </w:t>
+      </w:r>
+      <w:r>
+        <w:t xml:space="preserve">creeping in is while you still can.</w:t>
       </w:r>
     </w:p>
     <w:p>
@@ -3457,6 +3604,36 @@
       </w:r>
       <w:r>
         <w:t xml:space="preserve">.</w:t>
+      </w:r>
+      <w:r>
+        <w:t xml:space="preserve"> </w:t>
+      </w:r>
+      <w:r>
+        <w:t xml:space="preserve">⚠️</w:t>
+      </w:r>
+      <w:r>
+        <w:t xml:space="preserve"> </w:t>
+      </w:r>
+      <w:r>
+        <w:rPr>
+          <w:i/>
+          <w:iCs/>
+        </w:rPr>
+        <w:t xml:space="preserve">Described, not exercised: this lab has never actually drained a node — the reboot drill in Chapter 5</w:t>
+      </w:r>
+      <w:r>
+        <w:rPr>
+          <w:i/>
+          <w:iCs/>
+        </w:rPr>
+        <w:t xml:space="preserve"> </w:t>
+      </w:r>
+      <w:r>
+        <w:rPr>
+          <w:i/>
+          <w:iCs/>
+        </w:rPr>
+        <w:t xml:space="preserve">§3 rebooted one live instead, which is precisely what drain exists to avoid.</w:t>
       </w:r>
     </w:p>
     <w:p>
@@ -4733,6 +4910,18 @@
         <w:t xml:space="preserve">&gt;</w:t>
       </w:r>
       <w:r>
+        <w:rPr>
+          <w:rStyle w:val="NormalTok"/>
+        </w:rPr>
+        <w:t xml:space="preserve">   </w:t>
+      </w:r>
+      <w:r>
+        <w:rPr>
+          <w:rStyle w:val="CommentTok"/>
+        </w:rPr>
+        <w:t xml:space="preserve"># ⚠️ never run in this lab</w:t>
+      </w:r>
+      <w:r>
         <w:br/>
       </w:r>
       <w:r>
@@ -4955,7 +5144,7 @@
         <w:rPr>
           <w:rStyle w:val="CommentTok"/>
         </w:rPr>
-        <w:t xml:space="preserve"># demoting the last manager is refused</w:t>
+        <w:t xml:space="preserve"># demoting the last manager is refused  ⚠️ never run in this lab</w:t>
       </w:r>
     </w:p>
     <w:p>

--- a/education/docker-swarm/docx/chapter01_building_the_cluster.docx
+++ b/education/docker-swarm/docx/chapter01_building_the_cluster.docx
@@ -241,7 +241,13 @@
         <w:pStyle w:val="FirstParagraph"/>
       </w:pPr>
       <w:r>
-        <w:t xml:space="preserve">Start with the arithmetic, because every other design choice follows from it.</w:t>
+        <w:rPr>
+          <w:rStyle w:val="Key"/>
+        </w:rPr>
+        <w:t xml:space="preserve">Start with the arithmetic, because every other design choice follows from it</w:t>
+      </w:r>
+      <w:r>
+        <w:t xml:space="preserve">.</w:t>
       </w:r>
     </w:p>
     <w:p>
@@ -697,23 +703,45 @@
         <w:t xml:space="preserve"> </w:t>
       </w:r>
       <w:r>
-        <w:t xml:space="preserve">two managers, quorum is two, so</w:t>
-      </w:r>
-      <w:r>
-        <w:t xml:space="preserve"> </w:t>
-      </w:r>
-      <w:r>
-        <w:rPr>
+        <w:t xml:space="preserve">two managers,</w:t>
+      </w:r>
+      <w:r>
+        <w:t xml:space="preserve"> </w:t>
+      </w:r>
+      <w:r>
+        <w:rPr>
+          <w:rStyle w:val="Key"/>
+        </w:rPr>
+        <w:t xml:space="preserve">quorum is two, so</w:t>
+      </w:r>
+      <w:r>
+        <w:rPr>
+          <w:rStyle w:val="Key"/>
+        </w:rPr>
+        <w:t xml:space="preserve"> </w:t>
+      </w:r>
+      <w:r>
+        <w:rPr>
+          <w:rStyle w:val="Key"/>
           <w:b/>
           <w:bCs/>
         </w:rPr>
         <w:t xml:space="preserve">either</w:t>
       </w:r>
       <w:r>
-        <w:t xml:space="preserve"> </w:t>
-      </w:r>
-      <w:r>
-        <w:t xml:space="preserve">failure costs you the control plane. You have doubled the</w:t>
+        <w:rPr>
+          <w:rStyle w:val="Key"/>
+        </w:rPr>
+        <w:t xml:space="preserve"> </w:t>
+      </w:r>
+      <w:r>
+        <w:rPr>
+          <w:rStyle w:val="Key"/>
+        </w:rPr>
+        <w:t xml:space="preserve">failure costs you the control plane</w:t>
+      </w:r>
+      <w:r>
+        <w:t xml:space="preserve">. You have doubled the</w:t>
       </w:r>
       <w:r>
         <w:t xml:space="preserve"> </w:t>
@@ -740,10 +768,18 @@
       </w:r>
       <w:r>
         <w:rPr>
-          <w:b/>
-          <w:bCs/>
-        </w:rPr>
-        <w:t xml:space="preserve">3 and 4 tolerate the same single failure.</w:t>
+          <w:rStyle w:val="Key"/>
+          <w:b/>
+          <w:bCs/>
+        </w:rPr>
+        <w:t xml:space="preserve">3 and 4 tolerate the same single failure</w:t>
+      </w:r>
+      <w:r>
+        <w:rPr>
+          <w:b/>
+          <w:bCs/>
+        </w:rPr>
+        <w:t xml:space="preserve">.</w:t>
       </w:r>
       <w:r>
         <w:t xml:space="preserve"> </w:t>
@@ -755,7 +791,13 @@
         <w:t xml:space="preserve"> </w:t>
       </w:r>
       <w:r>
-        <w:t xml:space="preserve">even one above each odd number is pure cost. This is why production Swarms are 3, 5, or 7 managers and</w:t>
+        <w:rPr>
+          <w:rStyle w:val="Key"/>
+        </w:rPr>
+        <w:t xml:space="preserve">even one above each odd number is pure cost</w:t>
+      </w:r>
+      <w:r>
+        <w:t xml:space="preserve">. This is why production Swarms are 3, 5, or 7 managers and</w:t>
       </w:r>
       <w:r>
         <w:t xml:space="preserve"> </w:t>
@@ -779,44 +821,79 @@
         <w:t xml:space="preserve"> </w:t>
       </w:r>
       <w:r>
+        <w:rPr>
+          <w:rStyle w:val="Key"/>
+        </w:rPr>
         <w:t xml:space="preserve">losing quorum does</w:t>
       </w:r>
       <w:r>
-        <w:t xml:space="preserve"> </w:t>
-      </w:r>
-      <w:r>
-        <w:rPr>
+        <w:rPr>
+          <w:rStyle w:val="Key"/>
+        </w:rPr>
+        <w:t xml:space="preserve"> </w:t>
+      </w:r>
+      <w:r>
+        <w:rPr>
+          <w:rStyle w:val="Key"/>
           <w:b/>
           <w:bCs/>
         </w:rPr>
         <w:t xml:space="preserve">not</w:t>
       </w:r>
       <w:r>
-        <w:t xml:space="preserve"> </w:t>
-      </w:r>
-      <w:r>
-        <w:t xml:space="preserve">stop your application. Containers keep</w:t>
-      </w:r>
-      <w:r>
-        <w:t xml:space="preserve"> </w:t>
-      </w:r>
-      <w:r>
-        <w:t xml:space="preserve">running and keep serving traffic, because the</w:t>
-      </w:r>
-      <w:r>
-        <w:t xml:space="preserve"> </w:t>
-      </w:r>
-      <w:r>
-        <w:rPr>
+        <w:rPr>
+          <w:rStyle w:val="Key"/>
+        </w:rPr>
+        <w:t xml:space="preserve"> </w:t>
+      </w:r>
+      <w:r>
+        <w:rPr>
+          <w:rStyle w:val="Key"/>
+        </w:rPr>
+        <w:t xml:space="preserve">stop your application</w:t>
+      </w:r>
+      <w:r>
+        <w:t xml:space="preserve">. Containers keep</w:t>
+      </w:r>
+      <w:r>
+        <w:t xml:space="preserve"> </w:t>
+      </w:r>
+      <w:r>
+        <w:t xml:space="preserve">running and keep serving traffic,</w:t>
+      </w:r>
+      <w:r>
+        <w:t xml:space="preserve"> </w:t>
+      </w:r>
+      <w:r>
+        <w:rPr>
+          <w:rStyle w:val="Key"/>
+        </w:rPr>
+        <w:t xml:space="preserve">because the</w:t>
+      </w:r>
+      <w:r>
+        <w:rPr>
+          <w:rStyle w:val="Key"/>
+        </w:rPr>
+        <w:t xml:space="preserve"> </w:t>
+      </w:r>
+      <w:r>
+        <w:rPr>
+          <w:rStyle w:val="Key"/>
           <w:i/>
           <w:iCs/>
         </w:rPr>
         <w:t xml:space="preserve">workers</w:t>
       </w:r>
       <w:r>
-        <w:t xml:space="preserve"> </w:t>
-      </w:r>
-      <w:r>
+        <w:rPr>
+          <w:rStyle w:val="Key"/>
+        </w:rPr>
+        <w:t xml:space="preserve"> </w:t>
+      </w:r>
+      <w:r>
+        <w:rPr>
+          <w:rStyle w:val="Key"/>
+        </w:rPr>
         <w:t xml:space="preserve">need no consensus to keep doing what they</w:t>
       </w:r>
       <w:r>
@@ -839,6 +916,7 @@
       </w:r>
       <w:r>
         <w:rPr>
+          <w:rStyle w:val="Key"/>
           <w:b/>
           <w:bCs/>
         </w:rPr>
@@ -846,13 +924,15 @@
       </w:r>
       <w:r>
         <w:rPr>
-          <w:b/>
-          <w:bCs/>
-        </w:rPr>
-        <w:t xml:space="preserve"> </w:t>
-      </w:r>
-      <w:r>
-        <w:rPr>
+          <w:rStyle w:val="Key"/>
+          <w:b/>
+          <w:bCs/>
+        </w:rPr>
+        <w:t xml:space="preserve"> </w:t>
+      </w:r>
+      <w:r>
+        <w:rPr>
+          <w:rStyle w:val="Key"/>
           <w:b/>
           <w:bCs/>
           <w:i/>
@@ -862,17 +942,26 @@
       </w:r>
       <w:r>
         <w:rPr>
-          <w:b/>
-          <w:bCs/>
-        </w:rPr>
-        <w:t xml:space="preserve"> </w:t>
-      </w:r>
-      <w:r>
-        <w:rPr>
-          <w:b/>
-          <w:bCs/>
-        </w:rPr>
-        <w:t xml:space="preserve">fail too.</w:t>
+          <w:rStyle w:val="Key"/>
+          <w:b/>
+          <w:bCs/>
+        </w:rPr>
+        <w:t xml:space="preserve"> </w:t>
+      </w:r>
+      <w:r>
+        <w:rPr>
+          <w:rStyle w:val="Key"/>
+          <w:b/>
+          <w:bCs/>
+        </w:rPr>
+        <w:t xml:space="preserve">fail too</w:t>
+      </w:r>
+      <w:r>
+        <w:rPr>
+          <w:b/>
+          <w:bCs/>
+        </w:rPr>
+        <w:t xml:space="preserve">.</w:t>
       </w:r>
       <w:r>
         <w:t xml:space="preserve"> </w:t>
@@ -924,9 +1013,21 @@
         <w:t xml:space="preserve"> </w:t>
       </w:r>
       <w:r>
-        <w:t xml:space="preserve">what the cluster is running from a manager. Your inventory during the outage is</w:t>
-      </w:r>
-      <w:r>
+        <w:t xml:space="preserve">what the cluster is running from a manager.</w:t>
+      </w:r>
+      <w:r>
+        <w:t xml:space="preserve"> </w:t>
+      </w:r>
+      <w:r>
+        <w:rPr>
+          <w:rStyle w:val="Key"/>
+        </w:rPr>
+        <w:t xml:space="preserve">Your inventory during the outage is</w:t>
+      </w:r>
+      <w:r>
+        <w:rPr>
+          <w:rStyle w:val="Key"/>
+        </w:rPr>
         <w:t xml:space="preserve"> </w:t>
       </w:r>
       <w:r>
@@ -967,6 +1068,7 @@
       </w:r>
       <w:r>
         <w:rPr>
+          <w:rStyle w:val="Key"/>
           <w:b/>
           <w:bCs/>
         </w:rPr>
@@ -974,13 +1076,15 @@
       </w:r>
       <w:r>
         <w:rPr>
-          <w:b/>
-          <w:bCs/>
-        </w:rPr>
-        <w:t xml:space="preserve"> </w:t>
-      </w:r>
-      <w:r>
-        <w:rPr>
+          <w:rStyle w:val="Key"/>
+          <w:b/>
+          <w:bCs/>
+        </w:rPr>
+        <w:t xml:space="preserve"> </w:t>
+      </w:r>
+      <w:r>
+        <w:rPr>
+          <w:rStyle w:val="Key"/>
           <w:b/>
           <w:bCs/>
         </w:rPr>
@@ -988,17 +1092,26 @@
       </w:r>
       <w:r>
         <w:rPr>
-          <w:b/>
-          <w:bCs/>
-        </w:rPr>
-        <w:t xml:space="preserve"> </w:t>
-      </w:r>
-      <w:r>
-        <w:rPr>
-          <w:b/>
-          <w:bCs/>
-        </w:rPr>
-        <w:t xml:space="preserve">is what turns a serving cluster into a real outage.</w:t>
+          <w:rStyle w:val="Key"/>
+          <w:b/>
+          <w:bCs/>
+        </w:rPr>
+        <w:t xml:space="preserve"> </w:t>
+      </w:r>
+      <w:r>
+        <w:rPr>
+          <w:rStyle w:val="Key"/>
+          <w:b/>
+          <w:bCs/>
+        </w:rPr>
+        <w:t xml:space="preserve">is what turns a serving cluster into a real outage</w:t>
+      </w:r>
+      <w:r>
+        <w:rPr>
+          <w:b/>
+          <w:bCs/>
+        </w:rPr>
+        <w:t xml:space="preserve">.</w:t>
       </w:r>
     </w:p>
     <w:p>
@@ -1277,10 +1390,18 @@
       </w:r>
       <w:r>
         <w:rPr>
-          <w:b/>
-          <w:bCs/>
-        </w:rPr>
-        <w:t xml:space="preserve">nothing on these nodes is authoritative.</w:t>
+          <w:rStyle w:val="Key"/>
+          <w:b/>
+          <w:bCs/>
+        </w:rPr>
+        <w:t xml:space="preserve">nothing on these nodes is authoritative</w:t>
+      </w:r>
+      <w:r>
+        <w:rPr>
+          <w:b/>
+          <w:bCs/>
+        </w:rPr>
+        <w:t xml:space="preserve">.</w:t>
       </w:r>
       <w:r>
         <w:t xml:space="preserve"> </w:t>
@@ -1298,7 +1419,16 @@
         <w:t xml:space="preserve"> </w:t>
       </w:r>
       <w:r>
-        <w:t xml:space="preserve">of the lab is to break things and roll back. Paying for redundant storage to protect state you intend</w:t>
+        <w:t xml:space="preserve">of the lab is to break things and roll back.</w:t>
+      </w:r>
+      <w:r>
+        <w:t xml:space="preserve"> </w:t>
+      </w:r>
+      <w:r>
+        <w:rPr>
+          <w:rStyle w:val="Key"/>
+        </w:rPr>
+        <w:t xml:space="preserve">Paying for redundant storage to protect state you intend</w:t>
       </w:r>
       <w:r>
         <w:t xml:space="preserve"> </w:t>
@@ -1376,10 +1506,18 @@
       </w:r>
       <w:r>
         <w:rPr>
-          <w:b/>
-          <w:bCs/>
-        </w:rPr>
-        <w:t xml:space="preserve">A resize is not an expansion.</w:t>
+          <w:rStyle w:val="Key"/>
+          <w:b/>
+          <w:bCs/>
+        </w:rPr>
+        <w:t xml:space="preserve">A resize is not an expansion</w:t>
+      </w:r>
+      <w:r>
+        <w:rPr>
+          <w:b/>
+          <w:bCs/>
+        </w:rPr>
+        <w:t xml:space="preserve">.</w:t>
       </w:r>
       <w:r>
         <w:t xml:space="preserve"> </w:t>
@@ -1416,7 +1554,13 @@
         <w:t xml:space="preserve"> </w:t>
       </w:r>
       <w:r>
-        <w:t xml:space="preserve">and filesystem inside it do not care until something tells them to. Without</w:t>
+        <w:rPr>
+          <w:rStyle w:val="Key"/>
+        </w:rPr>
+        <w:t xml:space="preserve">and filesystem inside it do not care until something tells them to</w:t>
+      </w:r>
+      <w:r>
+        <w:t xml:space="preserve">. Without</w:t>
       </w:r>
       <w:r>
         <w:t xml:space="preserve"> </w:t>
@@ -1588,7 +1732,29 @@
           <w:b/>
           <w:bCs/>
         </w:rPr>
-        <w:t xml:space="preserve">that every step checks the current state before acting:</w:t>
+        <w:t xml:space="preserve">that</w:t>
+      </w:r>
+      <w:r>
+        <w:rPr>
+          <w:b/>
+          <w:bCs/>
+        </w:rPr>
+        <w:t xml:space="preserve"> </w:t>
+      </w:r>
+      <w:r>
+        <w:rPr>
+          <w:rStyle w:val="Key"/>
+          <w:b/>
+          <w:bCs/>
+        </w:rPr>
+        <w:t xml:space="preserve">every step checks the current state before acting</w:t>
+      </w:r>
+      <w:r>
+        <w:rPr>
+          <w:b/>
+          <w:bCs/>
+        </w:rPr>
+        <w:t xml:space="preserve">:</w:t>
       </w:r>
     </w:p>
     <w:p>
@@ -1901,26 +2067,45 @@
         <w:pStyle w:val="FirstParagraph"/>
       </w:pPr>
       <w:r>
+        <w:rPr>
+          <w:rStyle w:val="Key"/>
+        </w:rPr>
         <w:t xml:space="preserve">This is</w:t>
       </w:r>
       <w:r>
-        <w:t xml:space="preserve"> </w:t>
-      </w:r>
-      <w:r>
-        <w:rPr>
+        <w:rPr>
+          <w:rStyle w:val="Key"/>
+        </w:rPr>
+        <w:t xml:space="preserve"> </w:t>
+      </w:r>
+      <w:r>
+        <w:rPr>
+          <w:rStyle w:val="Key"/>
           <w:b/>
           <w:bCs/>
         </w:rPr>
         <w:t xml:space="preserve">idempotence</w:t>
       </w:r>
       <w:r>
-        <w:t xml:space="preserve">, and it matters more than it looks. A provisioning script that only works on a</w:t>
-      </w:r>
-      <w:r>
-        <w:t xml:space="preserve"> </w:t>
-      </w:r>
-      <w:r>
-        <w:t xml:space="preserve">clean slate is a script you are afraid of. When it fails halfway — and it will, on a typo in node three</w:t>
+        <w:rPr>
+          <w:rStyle w:val="Key"/>
+        </w:rPr>
+        <w:t xml:space="preserve">, and it matters more than it looks</w:t>
+      </w:r>
+      <w:r>
+        <w:t xml:space="preserve">. A provisioning script that only works on a</w:t>
+      </w:r>
+      <w:r>
+        <w:t xml:space="preserve"> </w:t>
+      </w:r>
+      <w:r>
+        <w:rPr>
+          <w:rStyle w:val="Key"/>
+        </w:rPr>
+        <w:t xml:space="preserve">clean slate is a script you are afraid of</w:t>
+      </w:r>
+      <w:r>
+        <w:t xml:space="preserve">. When it fails halfway — and it will, on a typo in node three</w:t>
       </w:r>
       <w:r>
         <w:t xml:space="preserve"> </w:t>
@@ -2012,7 +2197,19 @@
         <w:t xml:space="preserve"> </w:t>
       </w:r>
       <w:r>
-        <w:t xml:space="preserve">declares final values. A script that appended a line to a config file would not.</w:t>
+        <w:t xml:space="preserve">declares final values.</w:t>
+      </w:r>
+      <w:r>
+        <w:t xml:space="preserve"> </w:t>
+      </w:r>
+      <w:r>
+        <w:rPr>
+          <w:rStyle w:val="Key"/>
+        </w:rPr>
+        <w:t xml:space="preserve">A script that appended a line to a config file would not</w:t>
+      </w:r>
+      <w:r>
+        <w:t xml:space="preserve">.</w:t>
       </w:r>
     </w:p>
     <w:p>
@@ -2160,7 +2357,19 @@
         <w:t xml:space="preserve"> </w:t>
       </w:r>
       <w:r>
-        <w:t xml:space="preserve">block cheerfully skips the correction because the object exists.</w:t>
+        <w:t xml:space="preserve">block</w:t>
+      </w:r>
+      <w:r>
+        <w:t xml:space="preserve"> </w:t>
+      </w:r>
+      <w:r>
+        <w:rPr>
+          <w:rStyle w:val="Key"/>
+        </w:rPr>
+        <w:t xml:space="preserve">cheerfully skips the correction because the object exists</w:t>
+      </w:r>
+      <w:r>
+        <w:t xml:space="preserve">.</w:t>
       </w:r>
       <w:r>
         <w:t xml:space="preserve"> </w:t>
@@ -2190,7 +2399,19 @@
         <w:t xml:space="preserve"> </w:t>
       </w:r>
       <w:r>
-        <w:t xml:space="preserve">— our script would not notice a node someone had resized to 20 GB.</w:t>
+        <w:t xml:space="preserve">—</w:t>
+      </w:r>
+      <w:r>
+        <w:t xml:space="preserve"> </w:t>
+      </w:r>
+      <w:r>
+        <w:rPr>
+          <w:rStyle w:val="Key"/>
+        </w:rPr>
+        <w:t xml:space="preserve">our script would not notice a node someone had resized to 20 GB</w:t>
+      </w:r>
+      <w:r>
+        <w:t xml:space="preserve">.</w:t>
       </w:r>
     </w:p>
     <w:bookmarkStart w:id="19" w:name="Xeda1e36b70970de087ad3f4d4962c0f655a2bf4"/>
@@ -2277,7 +2498,22 @@
           <w:b/>
           <w:bCs/>
         </w:rPr>
-        <w:t xml:space="preserve">The general lesson: a feature detection test is only as good as its correlation with the thing</w:t>
+        <w:t xml:space="preserve">The general lesson:</w:t>
+      </w:r>
+      <w:r>
+        <w:rPr>
+          <w:b/>
+          <w:bCs/>
+        </w:rPr>
+        <w:t xml:space="preserve"> </w:t>
+      </w:r>
+      <w:r>
+        <w:rPr>
+          <w:rStyle w:val="Key"/>
+          <w:b/>
+          <w:bCs/>
+        </w:rPr>
+        <w:t xml:space="preserve">a feature detection test is only as good as its correlation with the thing</w:t>
       </w:r>
       <w:r>
         <w:rPr>
@@ -2318,7 +2554,13 @@
         <w:t xml:space="preserve"> </w:t>
       </w:r>
       <w:r>
-        <w:t xml:space="preserve">the script succeeds — it simply does the wrong work. The fix (</w:t>
+        <w:rPr>
+          <w:rStyle w:val="Key"/>
+        </w:rPr>
+        <w:t xml:space="preserve">the script succeeds — it simply does the wrong work</w:t>
+      </w:r>
+      <w:r>
+        <w:t xml:space="preserve">. The fix (</w:t>
       </w:r>
       <w:hyperlink r:id="rId18">
         <w:r>
@@ -2530,15 +2772,42 @@
         <w:t xml:space="preserve"> </w:t>
       </w:r>
       <w:r>
-        <w:t xml:space="preserve">your other two nodes and you get a one-manager cluster with two workers — which looks like a</w:t>
-      </w:r>
-      <w:r>
-        <w:t xml:space="preserve"> </w:t>
-      </w:r>
-      <w:r>
-        <w:t xml:space="preserve">three-node cluster, reports three nodes in</w:t>
-      </w:r>
-      <w:r>
+        <w:t xml:space="preserve">your other two nodes and</w:t>
+      </w:r>
+      <w:r>
+        <w:t xml:space="preserve"> </w:t>
+      </w:r>
+      <w:r>
+        <w:rPr>
+          <w:rStyle w:val="Key"/>
+        </w:rPr>
+        <w:t xml:space="preserve">you get a one-manager cluster with two workers</w:t>
+      </w:r>
+      <w:r>
+        <w:t xml:space="preserve"> </w:t>
+      </w:r>
+      <w:r>
+        <w:t xml:space="preserve">— which looks like a</w:t>
+      </w:r>
+      <w:r>
+        <w:t xml:space="preserve"> </w:t>
+      </w:r>
+      <w:r>
+        <w:t xml:space="preserve">three-node cluster,</w:t>
+      </w:r>
+      <w:r>
+        <w:t xml:space="preserve"> </w:t>
+      </w:r>
+      <w:r>
+        <w:rPr>
+          <w:rStyle w:val="Key"/>
+        </w:rPr>
+        <w:t xml:space="preserve">reports three nodes in</w:t>
+      </w:r>
+      <w:r>
+        <w:rPr>
+          <w:rStyle w:val="Key"/>
+        </w:rPr>
         <w:t xml:space="preserve"> </w:t>
       </w:r>
       <w:r>
@@ -2548,13 +2817,20 @@
         <w:t xml:space="preserve">docker node ls</w:t>
       </w:r>
       <w:r>
+        <w:rPr>
+          <w:rStyle w:val="Key"/>
+        </w:rPr>
         <w:t xml:space="preserve">, and</w:t>
       </w:r>
       <w:r>
-        <w:t xml:space="preserve"> </w:t>
-      </w:r>
-      <w:r>
-        <w:rPr>
+        <w:rPr>
+          <w:rStyle w:val="Key"/>
+        </w:rPr>
+        <w:t xml:space="preserve"> </w:t>
+      </w:r>
+      <w:r>
+        <w:rPr>
+          <w:rStyle w:val="Key"/>
           <w:b/>
           <w:bCs/>
         </w:rPr>
@@ -2666,23 +2942,39 @@
         <w:pStyle w:val="FirstParagraph"/>
       </w:pPr>
       <w:r>
+        <w:rPr>
+          <w:rStyle w:val="Key"/>
+        </w:rPr>
         <w:t xml:space="preserve">Compare the worker and manager tokens and the</w:t>
       </w:r>
       <w:r>
-        <w:t xml:space="preserve"> </w:t>
-      </w:r>
-      <w:r>
-        <w:rPr>
+        <w:rPr>
+          <w:rStyle w:val="Key"/>
+        </w:rPr>
+        <w:t xml:space="preserve"> </w:t>
+      </w:r>
+      <w:r>
+        <w:rPr>
+          <w:rStyle w:val="Key"/>
           <w:b/>
           <w:bCs/>
         </w:rPr>
         <w:t xml:space="preserve">first</w:t>
       </w:r>
       <w:r>
-        <w:t xml:space="preserve"> </w:t>
-      </w:r>
-      <w:r>
-        <w:t xml:space="preserve">section is the same while the last differs.</w:t>
+        <w:rPr>
+          <w:rStyle w:val="Key"/>
+        </w:rPr>
+        <w:t xml:space="preserve"> </w:t>
+      </w:r>
+      <w:r>
+        <w:rPr>
+          <w:rStyle w:val="Key"/>
+        </w:rPr>
+        <w:t xml:space="preserve">section is the same while the last differs</w:t>
+      </w:r>
+      <w:r>
+        <w:t xml:space="preserve">.</w:t>
       </w:r>
       <w:r>
         <w:t xml:space="preserve"> </w:t>
@@ -2715,10 +3007,18 @@
       </w:r>
       <w:r>
         <w:rPr>
-          <w:b/>
-          <w:bCs/>
-        </w:rPr>
-        <w:t xml:space="preserve">a manager token is far more dangerous than a worker token.</w:t>
+          <w:rStyle w:val="Key"/>
+          <w:b/>
+          <w:bCs/>
+        </w:rPr>
+        <w:t xml:space="preserve">a manager token is far more dangerous than a worker token</w:t>
+      </w:r>
+      <w:r>
+        <w:rPr>
+          <w:b/>
+          <w:bCs/>
+        </w:rPr>
+        <w:t xml:space="preserve">.</w:t>
       </w:r>
       <w:r>
         <w:t xml:space="preserve"> </w:t>
@@ -2736,9 +3036,21 @@
         <w:t xml:space="preserve"> </w:t>
       </w:r>
       <w:r>
-        <w:t xml:space="preserve">of your control plane, with read access to every</w:t>
-      </w:r>
-      <w:r>
+        <w:t xml:space="preserve">of your control plane,</w:t>
+      </w:r>
+      <w:r>
+        <w:t xml:space="preserve"> </w:t>
+      </w:r>
+      <w:r>
+        <w:rPr>
+          <w:rStyle w:val="Key"/>
+        </w:rPr>
+        <w:t xml:space="preserve">with read access to every</w:t>
+      </w:r>
+      <w:r>
+        <w:rPr>
+          <w:rStyle w:val="Key"/>
+        </w:rPr>
         <w:t xml:space="preserve"> </w:t>
       </w:r>
       <w:r>
@@ -2748,16 +3060,37 @@
         <w:t xml:space="preserve">docker secret</w:t>
       </w:r>
       <w:r>
-        <w:t xml:space="preserve"> </w:t>
-      </w:r>
-      <w:r>
-        <w:t xml:space="preserve">in it. They are printed by adjacent</w:t>
-      </w:r>
-      <w:r>
-        <w:t xml:space="preserve"> </w:t>
-      </w:r>
-      <w:r>
-        <w:t xml:space="preserve">commands and look nearly identical, which is precisely why they get pasted into the wrong chat window.</w:t>
+        <w:rPr>
+          <w:rStyle w:val="Key"/>
+        </w:rPr>
+        <w:t xml:space="preserve"> </w:t>
+      </w:r>
+      <w:r>
+        <w:rPr>
+          <w:rStyle w:val="Key"/>
+        </w:rPr>
+        <w:t xml:space="preserve">in it</w:t>
+      </w:r>
+      <w:r>
+        <w:t xml:space="preserve">. They are printed by adjacent</w:t>
+      </w:r>
+      <w:r>
+        <w:t xml:space="preserve"> </w:t>
+      </w:r>
+      <w:r>
+        <w:t xml:space="preserve">commands and look nearly identical,</w:t>
+      </w:r>
+      <w:r>
+        <w:t xml:space="preserve"> </w:t>
+      </w:r>
+      <w:r>
+        <w:rPr>
+          <w:rStyle w:val="Key"/>
+        </w:rPr>
+        <w:t xml:space="preserve">which is precisely why they get pasted into the wrong chat window</w:t>
+      </w:r>
+      <w:r>
+        <w:t xml:space="preserve">.</w:t>
       </w:r>
     </w:p>
     <w:bookmarkEnd w:id="22"/>
@@ -2861,6 +3194,7 @@
       </w:r>
       <w:r>
         <w:rPr>
+          <w:rStyle w:val="Key"/>
           <w:b/>
           <w:bCs/>
         </w:rPr>
@@ -2876,7 +3210,13 @@
         <w:t xml:space="preserve"> </w:t>
       </w:r>
       <w:r>
-        <w:t xml:space="preserve">this allocation is invisible in the place you would look for it. On a corporate network that already</w:t>
+        <w:rPr>
+          <w:rStyle w:val="Key"/>
+        </w:rPr>
+        <w:t xml:space="preserve">this allocation is invisible in the place you would look for it</w:t>
+      </w:r>
+      <w:r>
+        <w:t xml:space="preserve">. On a corporate network that already</w:t>
       </w:r>
       <w:r>
         <w:t xml:space="preserve"> </w:t>
@@ -3030,13 +3370,25 @@
         <w:t xml:space="preserve"> </w:t>
       </w:r>
       <w:r>
-        <w:t xml:space="preserve">rotate on a live cluster; a snapshot freezes them. Restore a snapshot more than three months old and</w:t>
-      </w:r>
-      <w:r>
-        <w:t xml:space="preserve"> </w:t>
-      </w:r>
-      <w:r>
-        <w:t xml:space="preserve">you boot a cluster whose certificates expired while it was frozen. Nodes fail to authenticate to each</w:t>
+        <w:rPr>
+          <w:rStyle w:val="Key"/>
+        </w:rPr>
+        <w:t xml:space="preserve">rotate on a live cluster; a snapshot freezes them</w:t>
+      </w:r>
+      <w:r>
+        <w:t xml:space="preserve">. Restore a snapshot more than three months old and</w:t>
+      </w:r>
+      <w:r>
+        <w:t xml:space="preserve"> </w:t>
+      </w:r>
+      <w:r>
+        <w:rPr>
+          <w:rStyle w:val="Key"/>
+        </w:rPr>
+        <w:t xml:space="preserve">you boot a cluster whose certificates expired while it was frozen</w:t>
+      </w:r>
+      <w:r>
+        <w:t xml:space="preserve">. Nodes fail to authenticate to each</w:t>
       </w:r>
       <w:r>
         <w:t xml:space="preserve"> </w:t>
@@ -3049,10 +3401,18 @@
       </w:r>
       <w:r>
         <w:rPr>
-          <w:b/>
-          <w:bCs/>
-        </w:rPr>
-        <w:t xml:space="preserve">it presents as a networking fault, which it is not.</w:t>
+          <w:rStyle w:val="Key"/>
+          <w:b/>
+          <w:bCs/>
+        </w:rPr>
+        <w:t xml:space="preserve">it presents as a networking fault, which it is not</w:t>
+      </w:r>
+      <w:r>
+        <w:rPr>
+          <w:b/>
+          <w:bCs/>
+        </w:rPr>
+        <w:t xml:space="preserve">.</w:t>
       </w:r>
       <w:r>
         <w:t xml:space="preserve"> </w:t>
@@ -3510,7 +3870,13 @@
         <w:t xml:space="preserve"> </w:t>
       </w:r>
       <w:r>
-        <w:t xml:space="preserve">while its manager component is out of contact and no longer counting toward quorum. Watch MANAGER</w:t>
+        <w:rPr>
+          <w:rStyle w:val="Key"/>
+        </w:rPr>
+        <w:t xml:space="preserve">while its manager component is out of contact and no longer counting toward quorum</w:t>
+      </w:r>
+      <w:r>
+        <w:t xml:space="preserve">. Watch MANAGER</w:t>
       </w:r>
       <w:r>
         <w:t xml:space="preserve"> </w:t>
@@ -3547,9 +3913,21 @@
         <w:t xml:space="preserve"> </w:t>
       </w:r>
       <w:r>
-        <w:t xml:space="preserve">the incident. The time to notice</w:t>
-      </w:r>
-      <w:r>
+        <w:t xml:space="preserve">the incident.</w:t>
+      </w:r>
+      <w:r>
+        <w:t xml:space="preserve"> </w:t>
+      </w:r>
+      <w:r>
+        <w:rPr>
+          <w:rStyle w:val="Key"/>
+        </w:rPr>
+        <w:t xml:space="preserve">The time to notice</w:t>
+      </w:r>
+      <w:r>
+        <w:rPr>
+          <w:rStyle w:val="Key"/>
+        </w:rPr>
         <w:t xml:space="preserve"> </w:t>
       </w:r>
       <w:r>
@@ -3559,10 +3937,19 @@
         <w:t xml:space="preserve">Unreachable</w:t>
       </w:r>
       <w:r>
-        <w:t xml:space="preserve"> </w:t>
-      </w:r>
-      <w:r>
-        <w:t xml:space="preserve">creeping in is while you still can.</w:t>
+        <w:rPr>
+          <w:rStyle w:val="Key"/>
+        </w:rPr>
+        <w:t xml:space="preserve"> </w:t>
+      </w:r>
+      <w:r>
+        <w:rPr>
+          <w:rStyle w:val="Key"/>
+        </w:rPr>
+        <w:t xml:space="preserve">creeping in is while you still can</w:t>
+      </w:r>
+      <w:r>
+        <w:t xml:space="preserve">.</w:t>
       </w:r>
     </w:p>
     <w:p>
@@ -3591,9 +3978,21 @@
         <w:t xml:space="preserve"> </w:t>
       </w:r>
       <w:r>
-        <w:t xml:space="preserve">maintenance without an outage. Set it, watch the tasks move, do your work, set it back to</w:t>
-      </w:r>
-      <w:r>
+        <w:t xml:space="preserve">maintenance without an outage.</w:t>
+      </w:r>
+      <w:r>
+        <w:t xml:space="preserve"> </w:t>
+      </w:r>
+      <w:r>
+        <w:rPr>
+          <w:rStyle w:val="Key"/>
+        </w:rPr>
+        <w:t xml:space="preserve">Set it, watch the tasks move, do your work, set it back to</w:t>
+      </w:r>
+      <w:r>
+        <w:rPr>
+          <w:rStyle w:val="Key"/>
+        </w:rPr>
         <w:t xml:space="preserve"> </w:t>
       </w:r>
       <w:r>
@@ -3841,6 +4240,9 @@
         <w:t xml:space="preserve"> </w:t>
       </w:r>
       <w:r>
+        <w:rPr>
+          <w:rStyle w:val="Key"/>
+        </w:rPr>
         <w:t xml:space="preserve">container can starve Raft and cost you the control plane</w:t>
       </w:r>
       <w:r>
@@ -4090,7 +4492,19 @@
         <w:t xml:space="preserve"> </w:t>
       </w:r>
       <w:r>
-        <w:t xml:space="preserve">the default, so the key protecting the Raft log sits in the clear on every manager’s disk.</w:t>
+        <w:t xml:space="preserve">the default, so</w:t>
+      </w:r>
+      <w:r>
+        <w:t xml:space="preserve"> </w:t>
+      </w:r>
+      <w:r>
+        <w:rPr>
+          <w:rStyle w:val="Key"/>
+        </w:rPr>
+        <w:t xml:space="preserve">the key protecting the Raft log sits in the clear on every manager’s disk</w:t>
+      </w:r>
+      <w:r>
+        <w:t xml:space="preserve">.</w:t>
       </w:r>
       <w:r>
         <w:t xml:space="preserve"> </w:t>
@@ -4190,6 +4604,7 @@
       </w:r>
       <w:r>
         <w:rPr>
+          <w:rStyle w:val="Key"/>
           <w:b/>
           <w:bCs/>
         </w:rPr>
@@ -4334,7 +4749,19 @@
         <w:t xml:space="preserve"> </w:t>
       </w:r>
       <w:r>
-        <w:t xml:space="preserve">ambiguous — you cannot tell a genuine finding from a background upgrade.</w:t>
+        <w:t xml:space="preserve">ambiguous —</w:t>
+      </w:r>
+      <w:r>
+        <w:t xml:space="preserve"> </w:t>
+      </w:r>
+      <w:r>
+        <w:rPr>
+          <w:rStyle w:val="Key"/>
+        </w:rPr>
+        <w:t xml:space="preserve">you cannot tell a genuine finding from a background upgrade</w:t>
+      </w:r>
+      <w:r>
+        <w:t xml:space="preserve">.</w:t>
       </w:r>
       <w:r>
         <w:t xml:space="preserve"> </w:t>
@@ -4399,10 +4826,18 @@
       </w:r>
       <w:r>
         <w:rPr>
-          <w:b/>
-          <w:bCs/>
-        </w:rPr>
-        <w:t xml:space="preserve">be copied without thinking, because masking noisy timers feels like tidiness.</w:t>
+          <w:rStyle w:val="Key"/>
+          <w:b/>
+          <w:bCs/>
+        </w:rPr>
+        <w:t xml:space="preserve">be copied without thinking, because masking noisy timers feels like tidiness</w:t>
+      </w:r>
+      <w:r>
+        <w:rPr>
+          <w:b/>
+          <w:bCs/>
+        </w:rPr>
+        <w:t xml:space="preserve">.</w:t>
       </w:r>
     </w:p>
     <w:p>
@@ -4522,6 +4957,7 @@
       </w:r>
       <w:r>
         <w:rPr>
+          <w:rStyle w:val="Key"/>
           <w:b/>
           <w:bCs/>
         </w:rPr>
@@ -4580,7 +5016,16 @@
         <w:t xml:space="preserve"> </w:t>
       </w:r>
       <w:r>
-        <w:t xml:space="preserve">Rolling one node back to a point the other two have moved past leaves you with an inconsistent</w:t>
+        <w:rPr>
+          <w:rStyle w:val="Key"/>
+        </w:rPr>
+        <w:t xml:space="preserve">Rolling one node back to a point the other two have moved past</w:t>
+      </w:r>
+      <w:r>
+        <w:t xml:space="preserve"> </w:t>
+      </w:r>
+      <w:r>
+        <w:t xml:space="preserve">leaves you with an inconsistent</w:t>
       </w:r>
       <w:r>
         <w:t xml:space="preserve"> </w:t>
@@ -5262,7 +5707,13 @@
         <w:t xml:space="preserve"> </w:t>
       </w:r>
       <w:r>
-        <w:t xml:space="preserve">can advertise an interface the other nodes cannot reach, and the resulting cluster fails in a way that</w:t>
+        <w:rPr>
+          <w:rStyle w:val="Key"/>
+        </w:rPr>
+        <w:t xml:space="preserve">can advertise an interface the other nodes cannot reach</w:t>
+      </w:r>
+      <w:r>
+        <w:t xml:space="preserve">, and the resulting cluster fails in a way that</w:t>
       </w:r>
       <w:r>
         <w:t xml:space="preserve"> </w:t>
